--- a/20260417教育訓練講稿.docx
+++ b/20260417教育訓練講稿.docx
@@ -1,6 +1,6 @@
 
 <file path=word/document.xml><?xml version="1.0" encoding="utf-8"?>
-<w:document xmlns:wpc="http://schemas.microsoft.com/office/word/2010/wordprocessingCanvas" xmlns:cx="http://schemas.microsoft.com/office/drawing/2014/chartex" xmlns:cx1="http://schemas.microsoft.com/office/drawing/2015/9/8/chartex" xmlns:cx2="http://schemas.microsoft.com/office/drawing/2015/10/21/chartex" xmlns:cx3="http://schemas.microsoft.com/office/drawing/2016/5/9/chartex" xmlns:cx4="http://schemas.microsoft.com/office/drawing/2016/5/10/chartex" xmlns:cx5="http://schemas.microsoft.com/office/drawing/2016/5/11/chartex" xmlns:cx6="http://schemas.microsoft.com/office/drawing/2016/5/12/chartex" xmlns:cx7="http://schemas.microsoft.com/office/drawing/2016/5/13/chartex" xmlns:cx8="http://schemas.microsoft.com/office/drawing/2016/5/14/chartex" xmlns:mc="http://schemas.openxmlformats.org/markup-compatibility/2006" xmlns:aink="http://schemas.microsoft.com/office/drawing/2016/ink" xmlns:am3d="http://schemas.microsoft.com/office/drawing/2017/model3d" xmlns:o="urn:schemas-microsoft-com:office:office" xmlns:oel="http://schemas.microsoft.com/office/2019/extlst" xmlns:r="http://schemas.openxmlformats.org/officeDocument/2006/relationships" xmlns:m="http://schemas.openxmlformats.org/officeDocument/2006/math" xmlns:v="urn:schemas-microsoft-com:vml" xmlns:wp14="http://schemas.microsoft.com/office/word/2010/wordprocessingDrawing" xmlns:wp="http://schemas.openxmlformats.org/drawingml/2006/wordprocessingDrawing" xmlns:w10="urn:schemas-microsoft-com:office:word" xmlns:w="http://schemas.openxmlformats.org/wordprocessingml/2006/main" xmlns:w14="http://schemas.microsoft.com/office/word/2010/wordml" xmlns:w15="http://schemas.microsoft.com/office/word/2012/wordml" xmlns:w16cex="http://schemas.microsoft.com/office/word/2018/wordml/cex" xmlns:w16cid="http://schemas.microsoft.com/office/word/2016/wordml/cid" xmlns:w16="http://schemas.microsoft.com/office/word/2018/wordml" xmlns:w16du="http://schemas.microsoft.com/office/word/2023/wordml/word16du" xmlns:w16sdtdh="http://schemas.microsoft.com/office/word/2020/wordml/sdtdatahash" xmlns:w16sdtfl="http://schemas.microsoft.com/office/word/2024/wordml/sdtformatlock" xmlns:w16se="http://schemas.microsoft.com/office/word/2015/wordml/symex" xmlns:wpg="http://schemas.microsoft.com/office/word/2010/wordprocessingGroup" xmlns:wpi="http://schemas.microsoft.com/office/word/2010/wordprocessingInk" xmlns:wne="http://schemas.microsoft.com/office/word/2006/wordml" xmlns:wps="http://schemas.microsoft.com/office/word/2010/wordprocessingShape" mc:Ignorable="w14 w15 w16se w16cid w16 w16cex w16sdtdh w16sdtfl w16du wp14">
+<w:document xmlns:wpc="http://schemas.microsoft.com/office/word/2010/wordprocessingCanvas" xmlns:cx="http://schemas.microsoft.com/office/drawing/2014/chartex" xmlns:cx1="http://schemas.microsoft.com/office/drawing/2015/9/8/chartex" xmlns:cx2="http://schemas.microsoft.com/office/drawing/2015/10/21/chartex" xmlns:cx3="http://schemas.microsoft.com/office/drawing/2016/5/9/chartex" xmlns:cx4="http://schemas.microsoft.com/office/drawing/2016/5/10/chartex" xmlns:cx5="http://schemas.microsoft.com/office/drawing/2016/5/11/chartex" xmlns:cx6="http://schemas.microsoft.com/office/drawing/2016/5/12/chartex" xmlns:cx7="http://schemas.microsoft.com/office/drawing/2016/5/13/chartex" xmlns:cx8="http://schemas.microsoft.com/office/drawing/2016/5/14/chartex" xmlns:mc="http://schemas.openxmlformats.org/markup-compatibility/2006" xmlns:aink="http://schemas.microsoft.com/office/drawing/2016/ink" xmlns:am3d="http://schemas.microsoft.com/office/drawing/2017/model3d" xmlns:o="urn:schemas-microsoft-com:office:office" xmlns:oel="http://schemas.microsoft.com/office/2019/extlst" xmlns:r="http://schemas.openxmlformats.org/officeDocument/2006/relationships" xmlns:m="http://schemas.openxmlformats.org/officeDocument/2006/math" xmlns:v="urn:schemas-microsoft-com:vml" xmlns:wp14="http://schemas.microsoft.com/office/word/2010/wordprocessingDrawing" xmlns:wp="http://schemas.openxmlformats.org/drawingml/2006/wordprocessingDrawing" xmlns:w10="urn:schemas-microsoft-com:office:word" xmlns:w="http://schemas.openxmlformats.org/wordprocessingml/2006/main" xmlns:w14="http://schemas.microsoft.com/office/word/2010/wordml" xmlns:w15="http://schemas.microsoft.com/office/word/2012/wordml" xmlns:w16cex="http://schemas.microsoft.com/office/word/2018/wordml/cex" xmlns:w16cid="http://schemas.microsoft.com/office/word/2016/wordml/cid" xmlns:w16="http://schemas.microsoft.com/office/word/2018/wordml" xmlns:w16sdtdh="http://schemas.microsoft.com/office/word/2020/wordml/sdtdatahash" xmlns:w16se="http://schemas.microsoft.com/office/word/2015/wordml/symex" xmlns:wpg="http://schemas.microsoft.com/office/word/2010/wordprocessingGroup" xmlns:wpi="http://schemas.microsoft.com/office/word/2010/wordprocessingInk" xmlns:wne="http://schemas.microsoft.com/office/word/2006/wordml" xmlns:wps="http://schemas.microsoft.com/office/word/2010/wordprocessingShape" mc:Ignorable="w14 w15 w16se w16cid w16 w16cex w16sdtdh wp14">
   <w:body>
     <w:p>
       <w:pPr>
@@ -28,7 +28,7 @@
     <w:p>
       <w:pPr>
         <w:rPr>
-          <w:rFonts w:ascii="標楷體" w:eastAsia="標楷體" w:hAnsi="標楷體" w:hint="eastAsia"/>
+          <w:rFonts w:ascii="標楷體" w:eastAsia="標楷體" w:hAnsi="標楷體"/>
           <w:sz w:val="26"/>
           <w:szCs w:val="26"/>
         </w:rPr>
@@ -410,7 +410,6 @@
           <w:sz w:val="26"/>
           <w:szCs w:val="26"/>
         </w:rPr>
-        <w:lastRenderedPageBreak/>
         <w:t>那我們先提一下資料架構及資料流的過程，這張投影片可以看到其實tableau系統上的報表資料</w:t>
       </w:r>
       <w:r>
@@ -540,7 +539,17 @@
           <w:sz w:val="26"/>
           <w:szCs w:val="26"/>
         </w:rPr>
-        <w:t>每次查詢資料時都會重新計算一次，這張流程圖主要是想表達未來當大家在連線報表時，會看到許多資料的命名方式有這些文字，當然都已經有轉成中文名稱，不過我還是提一下，每個英文字的主要意思，</w:t>
+        <w:t>每次查詢資料時都會重新計算一次，這張流程圖主要是想表達未來當大家在連線報表時，會看到許多資料的命名方式有這些文字，當</w:t>
+      </w:r>
+      <w:r>
+        <w:rPr>
+          <w:rFonts w:ascii="標楷體" w:eastAsia="標楷體" w:hAnsi="標楷體" w:hint="eastAsia"/>
+          <w:color w:val="000000" w:themeColor="text1"/>
+          <w:sz w:val="26"/>
+          <w:szCs w:val="26"/>
+        </w:rPr>
+        <w:lastRenderedPageBreak/>
+        <w:t>然都已經有轉成中文名稱，不過我還是提一下，每個英文字的主要意思，</w:t>
       </w:r>
       <w:r>
         <w:rPr>
@@ -640,17 +649,7 @@
           <w:sz w:val="26"/>
           <w:szCs w:val="26"/>
         </w:rPr>
-        <w:t>接下來是針對該軟體和EXCEL一些比較，主要想把這兩種軟體做比較，</w:t>
-      </w:r>
-      <w:r>
-        <w:rPr>
-          <w:rFonts w:ascii="標楷體" w:eastAsia="標楷體" w:hAnsi="標楷體" w:hint="eastAsia"/>
-          <w:color w:val="000000" w:themeColor="text1"/>
-          <w:sz w:val="26"/>
-          <w:szCs w:val="26"/>
-        </w:rPr>
-        <w:lastRenderedPageBreak/>
-        <w:t>是因為99%多數人都使用EXCEL，不過其實操作久後會發現其實TABLEA很像EXCEL，如：</w:t>
+        <w:t>接下來是針對該軟體和EXCEL一些比較，主要想把這兩種軟體做比較，是因為99%多數人都使用EXCEL，不過其實操作久後會發現其實TABLEA很像EXCEL，如：</w:t>
       </w:r>
       <w:r>
         <w:rPr>
@@ -951,17 +950,7 @@
           <w:sz w:val="26"/>
           <w:szCs w:val="26"/>
         </w:rPr>
-        <w:t>開需求單並會辦我們</w:t>
-      </w:r>
-      <w:r>
-        <w:rPr>
-          <w:rFonts w:ascii="標楷體" w:eastAsia="標楷體" w:hAnsi="標楷體" w:hint="eastAsia"/>
-          <w:color w:val="000000" w:themeColor="text1"/>
-          <w:sz w:val="26"/>
-          <w:szCs w:val="26"/>
-        </w:rPr>
-        <w:lastRenderedPageBreak/>
-        <w:t>數金，敘明清楚</w:t>
+        <w:t>開需求單並會辦我們數金，敘明清楚</w:t>
       </w:r>
       <w:r>
         <w:rPr>
@@ -1235,7 +1224,17 @@
           <w:sz w:val="26"/>
           <w:szCs w:val="26"/>
         </w:rPr>
-        <w:t>欄位部分就是資料報表的的樣態，這邊可以調整顯示的資料筆數，最多可檢視到</w:t>
+        <w:t>欄位部分就是資料報表的的樣態，這邊可以調整顯示的</w:t>
+      </w:r>
+      <w:r>
+        <w:rPr>
+          <w:rFonts w:ascii="標楷體" w:eastAsia="標楷體" w:hAnsi="標楷體" w:hint="eastAsia"/>
+          <w:color w:val="000000" w:themeColor="text1"/>
+          <w:sz w:val="26"/>
+          <w:szCs w:val="26"/>
+        </w:rPr>
+        <w:lastRenderedPageBreak/>
+        <w:t>資料筆數，最多可檢視到</w:t>
       </w:r>
       <w:r>
         <w:rPr>
@@ -1292,11 +1291,47 @@
         </w:rPr>
         <w:t>7</w:t>
       </w:r>
+      <w:r>
+        <w:rPr>
+          <w:rFonts w:ascii="標楷體" w:eastAsia="標楷體" w:hAnsi="標楷體" w:hint="eastAsia"/>
+          <w:b/>
+          <w:bCs/>
+          <w:color w:val="000000" w:themeColor="text1"/>
+          <w:sz w:val="26"/>
+          <w:szCs w:val="26"/>
+          <w:u w:val="single"/>
+        </w:rPr>
+        <w:t>、</w:t>
+      </w:r>
+      <w:r>
+        <w:rPr>
+          <w:rFonts w:ascii="標楷體" w:eastAsia="標楷體" w:hAnsi="標楷體" w:hint="eastAsia"/>
+          <w:b/>
+          <w:bCs/>
+          <w:color w:val="000000" w:themeColor="text1"/>
+          <w:sz w:val="26"/>
+          <w:szCs w:val="26"/>
+          <w:u w:val="single"/>
+        </w:rPr>
+        <w:t>SLIDE</w:t>
+      </w:r>
+      <w:r>
+        <w:rPr>
+          <w:rFonts w:ascii="標楷體" w:eastAsia="標楷體" w:hAnsi="標楷體" w:hint="eastAsia"/>
+          <w:b/>
+          <w:bCs/>
+          <w:color w:val="000000" w:themeColor="text1"/>
+          <w:sz w:val="26"/>
+          <w:szCs w:val="26"/>
+          <w:u w:val="single"/>
+        </w:rPr>
+        <w:t>8</w:t>
+      </w:r>
     </w:p>
     <w:p>
       <w:pPr>
         <w:rPr>
-          <w:rFonts w:ascii="標楷體" w:eastAsia="標楷體" w:hAnsi="標楷體" w:hint="eastAsia"/>
+          <w:rFonts w:ascii="標楷體" w:eastAsia="標楷體" w:hAnsi="標楷體"/>
           <w:color w:val="000000" w:themeColor="text1"/>
           <w:sz w:val="26"/>
           <w:szCs w:val="26"/>
@@ -1345,7 +1380,158 @@
           <w:sz w:val="26"/>
           <w:szCs w:val="26"/>
         </w:rPr>
-        <w:t>部分為工作簿名稱及</w:t>
+        <w:t>部分為工作</w:t>
+      </w:r>
+      <w:proofErr w:type="gramStart"/>
+      <w:r>
+        <w:rPr>
+          <w:rFonts w:ascii="標楷體" w:eastAsia="標楷體" w:hAnsi="標楷體" w:hint="eastAsia"/>
+          <w:color w:val="000000" w:themeColor="text1"/>
+          <w:sz w:val="26"/>
+          <w:szCs w:val="26"/>
+        </w:rPr>
+        <w:t>簿</w:t>
+      </w:r>
+      <w:proofErr w:type="gramEnd"/>
+      <w:r>
+        <w:rPr>
+          <w:rFonts w:ascii="標楷體" w:eastAsia="標楷體" w:hAnsi="標楷體" w:hint="eastAsia"/>
+          <w:color w:val="000000" w:themeColor="text1"/>
+          <w:sz w:val="26"/>
+          <w:szCs w:val="26"/>
+        </w:rPr>
+        <w:t>名稱及</w:t>
+      </w:r>
+      <w:r>
+        <w:rPr>
+          <w:rFonts w:ascii="標楷體" w:eastAsia="標楷體" w:hAnsi="標楷體" w:hint="eastAsia"/>
+          <w:color w:val="000000" w:themeColor="text1"/>
+          <w:sz w:val="26"/>
+          <w:szCs w:val="26"/>
+        </w:rPr>
+        <w:t>主要功能列表，我先</w:t>
+      </w:r>
+      <w:r>
+        <w:rPr>
+          <w:rFonts w:ascii="標楷體" w:eastAsia="標楷體" w:hAnsi="標楷體" w:hint="eastAsia"/>
+          <w:color w:val="000000" w:themeColor="text1"/>
+          <w:sz w:val="26"/>
+          <w:szCs w:val="26"/>
+        </w:rPr>
+        <w:t>就A.</w:t>
+      </w:r>
+      <w:r>
+        <w:rPr>
+          <w:rFonts w:ascii="標楷體" w:eastAsia="標楷體" w:hAnsi="標楷體" w:hint="eastAsia"/>
+          <w:color w:val="000000" w:themeColor="text1"/>
+          <w:sz w:val="26"/>
+          <w:szCs w:val="26"/>
+        </w:rPr>
+        <w:t>主要功能列表處</w:t>
+      </w:r>
+      <w:r>
+        <w:rPr>
+          <w:rFonts w:ascii="標楷體" w:eastAsia="標楷體" w:hAnsi="標楷體" w:hint="eastAsia"/>
+          <w:color w:val="000000" w:themeColor="text1"/>
+          <w:sz w:val="26"/>
+          <w:szCs w:val="26"/>
+        </w:rPr>
+        <w:t>和H.工作列表索引處解釋</w:t>
+      </w:r>
+      <w:r>
+        <w:rPr>
+          <w:rFonts w:ascii="標楷體" w:eastAsia="標楷體" w:hAnsi="標楷體" w:hint="eastAsia"/>
+          <w:color w:val="000000" w:themeColor="text1"/>
+          <w:sz w:val="26"/>
+          <w:szCs w:val="26"/>
+        </w:rPr>
+        <w:t>，可看到這些地方</w:t>
+      </w:r>
+      <w:r>
+        <w:rPr>
+          <w:rFonts w:ascii="標楷體" w:eastAsia="標楷體" w:hAnsi="標楷體" w:hint="eastAsia"/>
+          <w:color w:val="000000" w:themeColor="text1"/>
+          <w:sz w:val="26"/>
+          <w:szCs w:val="26"/>
+        </w:rPr>
+        <w:t>跟EXCEL是雷同的，具備新增工作簿、複製工作簿、加總、排序(遞增遞減)、甚至是資料下載，這邊我下了兩個箭頭表示，有兩處都有複製工作簿的地方，工作表索引處和EXCEL一模一樣，就是右鍵新增或者重複即可，下一PART實績操作會給大家示範，另外這邊還有資料更新，意思就是因為我們在檢視分析資料時，會隨時調整所需欄位、或者拖曳欄位、篩選欄位等等，</w:t>
+      </w:r>
+      <w:r>
+        <w:rPr>
+          <w:rFonts w:ascii="標楷體" w:eastAsia="標楷體" w:hAnsi="標楷體" w:hint="eastAsia"/>
+          <w:color w:val="000000" w:themeColor="text1"/>
+          <w:sz w:val="26"/>
+          <w:szCs w:val="26"/>
+        </w:rPr>
+        <w:t>另外也有</w:t>
+      </w:r>
+      <w:proofErr w:type="spellStart"/>
+      <w:r>
+        <w:rPr>
+          <w:rFonts w:ascii="標楷體" w:eastAsia="標楷體" w:hAnsi="標楷體" w:hint="eastAsia"/>
+          <w:color w:val="000000" w:themeColor="text1"/>
+          <w:sz w:val="26"/>
+          <w:szCs w:val="26"/>
+        </w:rPr>
+        <w:t>Ctri+z</w:t>
+      </w:r>
+      <w:proofErr w:type="spellEnd"/>
+      <w:r>
+        <w:rPr>
+          <w:rFonts w:ascii="標楷體" w:eastAsia="標楷體" w:hAnsi="標楷體" w:hint="eastAsia"/>
+          <w:color w:val="000000" w:themeColor="text1"/>
+          <w:sz w:val="26"/>
+          <w:szCs w:val="26"/>
+        </w:rPr>
+        <w:t xml:space="preserve">, </w:t>
+      </w:r>
+      <w:proofErr w:type="spellStart"/>
+      <w:r>
+        <w:rPr>
+          <w:rFonts w:ascii="標楷體" w:eastAsia="標楷體" w:hAnsi="標楷體" w:hint="eastAsia"/>
+          <w:color w:val="000000" w:themeColor="text1"/>
+          <w:sz w:val="26"/>
+          <w:szCs w:val="26"/>
+        </w:rPr>
+        <w:t>Ctry+y</w:t>
+      </w:r>
+      <w:proofErr w:type="spellEnd"/>
+      <w:r>
+        <w:rPr>
+          <w:rFonts w:ascii="標楷體" w:eastAsia="標楷體" w:hAnsi="標楷體" w:hint="eastAsia"/>
+          <w:color w:val="000000" w:themeColor="text1"/>
+          <w:sz w:val="26"/>
+          <w:szCs w:val="26"/>
+        </w:rPr>
+        <w:t xml:space="preserve"> 下一步的功能；最右邊這邊是讓我們選擇切換資料、各類型圖表功能。</w:t>
+      </w:r>
+    </w:p>
+    <w:p>
+      <w:pPr>
+        <w:rPr>
+          <w:rFonts w:ascii="標楷體" w:eastAsia="標楷體" w:hAnsi="標楷體" w:hint="eastAsia"/>
+          <w:color w:val="000000" w:themeColor="text1"/>
+          <w:sz w:val="26"/>
+          <w:szCs w:val="26"/>
+        </w:rPr>
+      </w:pPr>
+      <w:r>
+        <w:rPr>
+          <w:rFonts w:ascii="標楷體" w:eastAsia="標楷體" w:hAnsi="標楷體" w:hint="eastAsia"/>
+          <w:color w:val="000000" w:themeColor="text1"/>
+          <w:sz w:val="26"/>
+          <w:szCs w:val="26"/>
+        </w:rPr>
+        <w:t>接著繼續回到工作區介面處，</w:t>
+      </w:r>
+      <w:r>
+        <w:rPr>
+          <w:rFonts w:ascii="標楷體" w:eastAsia="標楷體" w:hAnsi="標楷體" w:hint="eastAsia"/>
+          <w:color w:val="000000" w:themeColor="text1"/>
+          <w:sz w:val="26"/>
+          <w:szCs w:val="26"/>
+        </w:rPr>
+        <w:t>工具列剛剛已經有所介紹除了新增工作</w:t>
       </w:r>
     </w:p>
     <w:sectPr>
@@ -1359,7 +1545,7 @@
 </file>
 
 <file path=word/styles.xml><?xml version="1.0" encoding="utf-8"?>
-<w:styles xmlns:mc="http://schemas.openxmlformats.org/markup-compatibility/2006" xmlns:r="http://schemas.openxmlformats.org/officeDocument/2006/relationships" xmlns:w="http://schemas.openxmlformats.org/wordprocessingml/2006/main" xmlns:w14="http://schemas.microsoft.com/office/word/2010/wordml" xmlns:w15="http://schemas.microsoft.com/office/word/2012/wordml" xmlns:w16cex="http://schemas.microsoft.com/office/word/2018/wordml/cex" xmlns:w16cid="http://schemas.microsoft.com/office/word/2016/wordml/cid" xmlns:w16="http://schemas.microsoft.com/office/word/2018/wordml" xmlns:w16du="http://schemas.microsoft.com/office/word/2023/wordml/word16du" xmlns:w16sdtdh="http://schemas.microsoft.com/office/word/2020/wordml/sdtdatahash" xmlns:w16sdtfl="http://schemas.microsoft.com/office/word/2024/wordml/sdtformatlock" xmlns:w16se="http://schemas.microsoft.com/office/word/2015/wordml/symex" mc:Ignorable="w14 w15 w16se w16cid w16 w16cex w16sdtdh w16sdtfl w16du">
+<w:styles xmlns:mc="http://schemas.openxmlformats.org/markup-compatibility/2006" xmlns:r="http://schemas.openxmlformats.org/officeDocument/2006/relationships" xmlns:w="http://schemas.openxmlformats.org/wordprocessingml/2006/main" xmlns:w14="http://schemas.microsoft.com/office/word/2010/wordml" xmlns:w15="http://schemas.microsoft.com/office/word/2012/wordml" xmlns:w16cex="http://schemas.microsoft.com/office/word/2018/wordml/cex" xmlns:w16cid="http://schemas.microsoft.com/office/word/2016/wordml/cid" xmlns:w16="http://schemas.microsoft.com/office/word/2018/wordml" xmlns:w16sdtdh="http://schemas.microsoft.com/office/word/2020/wordml/sdtdatahash" xmlns:w16se="http://schemas.microsoft.com/office/word/2015/wordml/symex" mc:Ignorable="w14 w15 w16se w16cid w16 w16cex w16sdtdh">
   <w:docDefaults>
     <w:rPrDefault>
       <w:rPr>
@@ -2292,6 +2478,61 @@
       <w14:ligatures w14:val="none"/>
     </w:rPr>
   </w:style>
+  <w:style w:type="character" w:styleId="ae">
+    <w:name w:val="annotation reference"/>
+    <w:basedOn w:val="a0"/>
+    <w:uiPriority w:val="99"/>
+    <w:semiHidden/>
+    <w:unhideWhenUsed/>
+    <w:rsid w:val="00733FD1"/>
+    <w:rPr>
+      <w:sz w:val="18"/>
+      <w:szCs w:val="18"/>
+    </w:rPr>
+  </w:style>
+  <w:style w:type="paragraph" w:styleId="af">
+    <w:name w:val="annotation text"/>
+    <w:basedOn w:val="a"/>
+    <w:link w:val="af0"/>
+    <w:uiPriority w:val="99"/>
+    <w:semiHidden/>
+    <w:unhideWhenUsed/>
+    <w:rsid w:val="00733FD1"/>
+  </w:style>
+  <w:style w:type="character" w:customStyle="1" w:styleId="af0">
+    <w:name w:val="註解文字 字元"/>
+    <w:basedOn w:val="a0"/>
+    <w:link w:val="af"/>
+    <w:uiPriority w:val="99"/>
+    <w:semiHidden/>
+    <w:rsid w:val="00733FD1"/>
+  </w:style>
+  <w:style w:type="paragraph" w:styleId="af1">
+    <w:name w:val="annotation subject"/>
+    <w:basedOn w:val="af"/>
+    <w:next w:val="af"/>
+    <w:link w:val="af2"/>
+    <w:uiPriority w:val="99"/>
+    <w:semiHidden/>
+    <w:unhideWhenUsed/>
+    <w:rsid w:val="00733FD1"/>
+    <w:rPr>
+      <w:b/>
+      <w:bCs/>
+    </w:rPr>
+  </w:style>
+  <w:style w:type="character" w:customStyle="1" w:styleId="af2">
+    <w:name w:val="註解主旨 字元"/>
+    <w:basedOn w:val="af0"/>
+    <w:link w:val="af1"/>
+    <w:uiPriority w:val="99"/>
+    <w:semiHidden/>
+    <w:rsid w:val="00733FD1"/>
+    <w:rPr>
+      <w:b/>
+      <w:bCs/>
+    </w:rPr>
+  </w:style>
 </w:styles>
 </file>
 
